--- a/Оператор автоматических и полуавтоматических станков и линий станков/профессиональной переподготовки 15474 Оператор станков/105. ПО_ПП_ФОС_Оператор станков_2-3_разр.docx
+++ b/Оператор автоматических и полуавтоматических станков и линий станков/профессиональной переподготовки 15474 Оператор станков/105. ПО_ПП_ФОС_Оператор станков_2-3_разр.docx
@@ -1797,16 +1797,16 @@
         <w:ind w:left="567"/>
       </w:pPr>
       <w:r>
-        <w:t>B) Магнитный пускатель (контактор);</w:t>
-      </w:r>
-    </w:p>
-    <w:p>
-      <w:pPr>
-        <w:spacing w:after="0" w:before="0"/>
-        <w:ind w:left="567"/>
-      </w:pPr>
-      <w:r>
-        <w:t>C) Предохранитель;</w:t>
+        <w:t>B) Предохранитель;</w:t>
+      </w:r>
+    </w:p>
+    <w:p>
+      <w:pPr>
+        <w:spacing w:after="0" w:before="0"/>
+        <w:ind w:left="567"/>
+      </w:pPr>
+      <w:r>
+        <w:t>C) Магнитный пускатель (контактор);</w:t>
       </w:r>
     </w:p>
     <w:p>
@@ -1826,7 +1826,7 @@
         <w:rPr>
           <w:b/>
         </w:rPr>
-        <w:t>Правильный ответ под номером: B</w:t>
+        <w:t>Правильный ответ под номером: C</w:t>
       </w:r>
     </w:p>
     <w:p>
@@ -2837,7 +2837,7 @@
         <w:spacing w:after="0" w:before="40"/>
       </w:pPr>
       <w:r>
-        <w:t>13. Согласно ГОСТ 25347, какому полю допуска соответствует основное отверстие (система отверстия)?</w:t>
+        <w:t>13. Согласно ГОСТ 25346, какому полю допуска соответствует основное отверстие (система отверстия)?</w:t>
       </w:r>
     </w:p>
     <w:p>
@@ -4032,16 +4032,16 @@
         <w:ind w:left="567"/>
       </w:pPr>
       <w:r>
-        <w:t>C) Скорость вращения вала;</w:t>
-      </w:r>
-    </w:p>
-    <w:p>
-      <w:pPr>
-        <w:spacing w:after="0" w:before="0"/>
-        <w:ind w:left="567"/>
-      </w:pPr>
-      <w:r>
-        <w:t>D) Произведение силы на плечо, вызывающее вращение;</w:t>
+        <w:t>C) Произведение силы на плечо, вызывающее вращение;</w:t>
+      </w:r>
+    </w:p>
+    <w:p>
+      <w:pPr>
+        <w:spacing w:after="0" w:before="0"/>
+        <w:ind w:left="567"/>
+      </w:pPr>
+      <w:r>
+        <w:t>D) Скорость вращения вала;</w:t>
       </w:r>
     </w:p>
     <w:p>
@@ -4052,7 +4052,7 @@
         <w:rPr>
           <w:b/>
         </w:rPr>
-        <w:t>Правильный ответ под номером: D</w:t>
+        <w:t>Правильный ответ под номером: C</w:t>
       </w:r>
     </w:p>
     <w:p>
@@ -14003,7 +14003,7 @@
         <w:ind w:left="567"/>
       </w:pPr>
       <w:r>
-        <w:t>D) Не нормируется, если руки сухие;</w:t>
+        <w:t>D) Не нормируется (без прикосновения);</w:t>
       </w:r>
     </w:p>
     <w:p>
@@ -14014,7 +14014,7 @@
         <w:rPr>
           <w:b/>
         </w:rPr>
-        <w:t>Правильный ответ под номером: C</w:t>
+        <w:t>Правильный ответ под номером: D</w:t>
       </w:r>
     </w:p>
     <w:p>
@@ -14493,7 +14493,7 @@
         <w:ind w:left="567"/>
       </w:pPr>
       <w:r>
-        <w:t>B) Високопрочный чугун;</w:t>
+        <w:t>B) Высокопрочный чугун;</w:t>
       </w:r>
     </w:p>
     <w:p>
@@ -15512,7 +15512,7 @@
         <w:rPr>
           <w:b/>
         </w:rPr>
-        <w:t>Правильный ответ под номером: C</w:t>
+        <w:t>Правильный ответ под номером: B</w:t>
       </w:r>
     </w:p>
     <w:p>

--- a/Оператор автоматических и полуавтоматических станков и линий станков/профессиональной переподготовки 15474 Оператор станков/105. ПО_ПП_ФОС_Оператор станков_2-3_разр.docx
+++ b/Оператор автоматических и полуавтоматических станков и линий станков/профессиональной переподготовки 15474 Оператор станков/105. ПО_ПП_ФОС_Оператор станков_2-3_разр.docx
@@ -3167,7 +3167,7 @@
         <w:spacing w:after="0" w:before="40"/>
       </w:pPr>
       <w:r>
-        <w:t>19. Согласно ГОСТ 25347, какое поле допуска соответствует основному валу в системе вала?</w:t>
+        <w:t>19. Согласно ГОСТ 25346, какое поле допуска соответствует основному валу в системе вала?</w:t>
       </w:r>
     </w:p>
     <w:p>
@@ -14132,43 +14132,43 @@
         <w:spacing w:after="0" w:before="40"/>
       </w:pPr>
       <w:r>
-        <w:t>16. Согласно ПОТ ЭЭ, в каких случаях допускается приближение к токоведущим частям на расстояние менее 0,8 м в электроустановках до 1000 В?</w:t>
-      </w:r>
-    </w:p>
-    <w:p>
-      <w:pPr>
-        <w:spacing w:after="0" w:before="0"/>
-        <w:ind w:left="567"/>
-      </w:pPr>
-      <w:r>
-        <w:t>A) При наличии диэлектрических перчаток;</w:t>
-      </w:r>
-    </w:p>
-    <w:p>
-      <w:pPr>
-        <w:spacing w:after="0" w:before="0"/>
-        <w:ind w:left="567"/>
-      </w:pPr>
-      <w:r>
-        <w:t>B) При отключении напряжения;</w:t>
-      </w:r>
-    </w:p>
-    <w:p>
-      <w:pPr>
-        <w:spacing w:after="0" w:before="0"/>
-        <w:ind w:left="567"/>
-      </w:pPr>
-      <w:r>
-        <w:t>C) При использовании инструмента с изолированными ручками;</w:t>
-      </w:r>
-    </w:p>
-    <w:p>
-      <w:pPr>
-        <w:spacing w:after="0" w:before="0"/>
-        <w:ind w:left="567"/>
-      </w:pPr>
-      <w:r>
-        <w:t>D) При наличии наряда-допуска;</w:t>
+        <w:t>16. Согласно ПОТ ЭЭ, что из перечисленного является основным изолирующим электрозащитным средством в электроустановках до 1000 В?</w:t>
+      </w:r>
+    </w:p>
+    <w:p>
+      <w:pPr>
+        <w:spacing w:after="0" w:before="0"/>
+        <w:ind w:left="567"/>
+      </w:pPr>
+      <w:r>
+        <w:t>A) Диэлектрические перчатки;</w:t>
+      </w:r>
+    </w:p>
+    <w:p>
+      <w:pPr>
+        <w:spacing w:after="0" w:before="0"/>
+        <w:ind w:left="567"/>
+      </w:pPr>
+      <w:r>
+        <w:t>B) Сварочная маска;</w:t>
+      </w:r>
+    </w:p>
+    <w:p>
+      <w:pPr>
+        <w:spacing w:after="0" w:before="0"/>
+        <w:ind w:left="567"/>
+      </w:pPr>
+      <w:r>
+        <w:t>C) Защитные очки;</w:t>
+      </w:r>
+    </w:p>
+    <w:p>
+      <w:pPr>
+        <w:spacing w:after="0" w:before="0"/>
+        <w:ind w:left="567"/>
+      </w:pPr>
+      <w:r>
+        <w:t>D) Противогаз;</w:t>
       </w:r>
     </w:p>
     <w:p>
@@ -14420,7 +14420,7 @@
         <w:spacing w:after="0" w:before="40"/>
       </w:pPr>
       <w:r>
-        <w:t>1. Какой метод обработки применяется для получения шпоночного паза на валу?</w:t>
+        <w:t>1. Какой метод обработки применяется для получения шпоночного паза в отверстии?</w:t>
       </w:r>
     </w:p>
     <w:p>
@@ -16303,7 +16303,7 @@
         <w:spacing w:after="0" w:before="40"/>
       </w:pPr>
       <w:r>
-        <w:t>15. Согласно ГОСТ 25347, какому полю допуска соответствует поле d9 для вала?</w:t>
+        <w:t>15. Согласно ГОСТ 25346, какому полю допуска соответствует поле d9 для вала?</w:t>
       </w:r>
     </w:p>
     <w:p>
@@ -16774,7 +16774,7 @@
         <w:ind w:left="567"/>
       </w:pPr>
       <w:r>
-        <w:t>B) Сорбит (троостит) закалки;</w:t>
+        <w:t>B) Сорбит отпуска;</w:t>
       </w:r>
     </w:p>
     <w:p>
